--- a/Заявление ВКР.docx
+++ b/Заявление ВКР.docx
@@ -4,7 +4,7 @@
   <w:body>
     <w:tbl>
       <w:tblPr>
-        <w:tblStyle w:val="a3"/>
+        <w:tblStyle w:val="TableGrid"/>
         <w:tblW w:w="9351" w:type="dxa"/>
         <w:tblLook w:val="04A0" w:firstRow="1" w:lastRow="0" w:firstColumn="1" w:lastColumn="0" w:noHBand="0" w:noVBand="1"/>
       </w:tblPr>
@@ -888,7 +888,7 @@
     </w:p>
     <w:tbl>
       <w:tblPr>
-        <w:tblStyle w:val="a3"/>
+        <w:tblStyle w:val="TableGrid"/>
         <w:tblW w:w="0" w:type="auto"/>
         <w:tblLook w:val="04A0" w:firstRow="1" w:lastRow="0" w:firstColumn="1" w:lastColumn="0" w:noHBand="0" w:noVBand="1"/>
       </w:tblPr>
@@ -1078,6 +1078,13 @@
                 <w:sz w:val="28"/>
               </w:rPr>
             </w:pPr>
+            <w:r>
+              <w:rPr>
+                <w:rFonts w:ascii="Times New Roman" w:hAnsi="Times New Roman" w:cs="Times New Roman"/>
+                <w:sz w:val="28"/>
+              </w:rPr>
+              <w:t>Сметанина Владимира Петровича</w:t>
+            </w:r>
           </w:p>
         </w:tc>
       </w:tr>
@@ -1399,23 +1406,7 @@
           <w:sz w:val="20"/>
         </w:rPr>
         <w:tab/>
-        <w:t xml:space="preserve">   </w:t>
-      </w:r>
-      <w:proofErr w:type="gramStart"/>
-      <w:r>
-        <w:rPr>
-          <w:rFonts w:ascii="Times New Roman" w:hAnsi="Times New Roman" w:cs="Times New Roman"/>
-          <w:sz w:val="20"/>
-        </w:rPr>
-        <w:t xml:space="preserve">   (</w:t>
-      </w:r>
-      <w:proofErr w:type="gramEnd"/>
-      <w:r>
-        <w:rPr>
-          <w:rFonts w:ascii="Times New Roman" w:hAnsi="Times New Roman" w:cs="Times New Roman"/>
-          <w:sz w:val="20"/>
-        </w:rPr>
-        <w:t>инициалы, фамилия)</w:t>
+        <w:t xml:space="preserve">      (инициалы, фамилия)</w:t>
       </w:r>
     </w:p>
     <w:p>
@@ -1839,16 +1830,17 @@
     <w:lsdException w:name="Unresolved Mention" w:semiHidden="1" w:unhideWhenUsed="1"/>
     <w:lsdException w:name="Smart Link" w:semiHidden="1" w:unhideWhenUsed="1"/>
   </w:latentStyles>
-  <w:style w:type="paragraph" w:default="1" w:styleId="a">
+  <w:style w:type="paragraph" w:default="1" w:styleId="Normal">
     <w:name w:val="Normal"/>
     <w:qFormat/>
   </w:style>
-  <w:style w:type="character" w:default="1" w:styleId="a0">
+  <w:style w:type="character" w:default="1" w:styleId="DefaultParagraphFont">
     <w:name w:val="Default Paragraph Font"/>
     <w:uiPriority w:val="1"/>
+    <w:semiHidden/>
     <w:unhideWhenUsed/>
   </w:style>
-  <w:style w:type="table" w:default="1" w:styleId="a1">
+  <w:style w:type="table" w:default="1" w:styleId="TableNormal">
     <w:name w:val="Normal Table"/>
     <w:uiPriority w:val="99"/>
     <w:semiHidden/>
@@ -1863,15 +1855,15 @@
       </w:tblCellMar>
     </w:tblPr>
   </w:style>
-  <w:style w:type="numbering" w:default="1" w:styleId="a2">
+  <w:style w:type="numbering" w:default="1" w:styleId="NoList">
     <w:name w:val="No List"/>
     <w:uiPriority w:val="99"/>
     <w:semiHidden/>
     <w:unhideWhenUsed/>
   </w:style>
-  <w:style w:type="table" w:styleId="a3">
+  <w:style w:type="table" w:styleId="TableGrid">
     <w:name w:val="Table Grid"/>
-    <w:basedOn w:val="a1"/>
+    <w:basedOn w:val="TableNormal"/>
     <w:uiPriority w:val="39"/>
     <w:rsid w:val="00D57507"/>
     <w:pPr>
@@ -1888,10 +1880,10 @@
       </w:tblBorders>
     </w:tblPr>
   </w:style>
-  <w:style w:type="paragraph" w:styleId="a4">
+  <w:style w:type="paragraph" w:styleId="BalloonText">
     <w:name w:val="Balloon Text"/>
-    <w:basedOn w:val="a"/>
-    <w:link w:val="a5"/>
+    <w:basedOn w:val="Normal"/>
+    <w:link w:val="BalloonTextChar"/>
     <w:uiPriority w:val="99"/>
     <w:semiHidden/>
     <w:unhideWhenUsed/>
@@ -1905,10 +1897,10 @@
       <w:szCs w:val="18"/>
     </w:rPr>
   </w:style>
-  <w:style w:type="character" w:customStyle="1" w:styleId="a5">
-    <w:name w:val="Текст выноски Знак"/>
-    <w:basedOn w:val="a0"/>
-    <w:link w:val="a4"/>
+  <w:style w:type="character" w:customStyle="1" w:styleId="BalloonTextChar">
+    <w:name w:val="Balloon Text Char"/>
+    <w:basedOn w:val="DefaultParagraphFont"/>
+    <w:link w:val="BalloonText"/>
     <w:uiPriority w:val="99"/>
     <w:semiHidden/>
     <w:rsid w:val="002B28BB"/>
